--- a/logs/imagetest_docx/bang2.docx
+++ b/logs/imagetest_docx/bang2.docx
@@ -2,6 +2,20 @@
 <file path=word/document.xml><?xml version="1.0" encoding="utf-8"?>
 <w:document xmlns:wpc="http://schemas.microsoft.com/office/word/2010/wordprocessingCanvas" xmlns:mo="http://schemas.microsoft.com/office/mac/office/2008/main" xmlns:mc="http://schemas.openxmlformats.org/markup-compatibility/2006" xmlns:mv="urn:schemas-microsoft-com:mac:vml" xmlns:o="urn:schemas-microsoft-com:office:office" xmlns:r="http://schemas.openxmlformats.org/officeDocument/2006/relationships" xmlns:m="http://schemas.openxmlformats.org/officeDocument/2006/math" xmlns:v="urn:schemas-microsoft-com:vml" xmlns:wp14="http://schemas.microsoft.com/office/word/2010/wordprocessingDrawing" xmlns:wp="http://schemas.openxmlformats.org/drawingml/2006/wordprocessingDrawing" xmlns:w10="urn:schemas-microsoft-com:office:word" xmlns:w="http://schemas.openxmlformats.org/wordprocessingml/2006/main" xmlns:w14="http://schemas.microsoft.com/office/word/2010/wordml" xmlns:wpg="http://schemas.microsoft.com/office/word/2010/wordprocessingGroup" xmlns:wpi="http://schemas.microsoft.com/office/word/2010/wordprocessingInk" xmlns:wne="http://schemas.microsoft.com/office/word/2006/wordml" xmlns:wps="http://schemas.microsoft.com/office/word/2010/wordprocessingShape" mc:Ignorable="w14 wp14">
   <w:body>
+    <w:p>
+      <w:pPr>
+        <w:spacing w:before="0" w:after="40"/>
+        <w:jc w:val="right"/>
+      </w:pPr>
+      <w:r>
+        <w:rPr>
+          <w:rFonts w:ascii="Times New Roman" w:hAnsi="Times New Roman"/>
+          <w:b/>
+          <w:sz w:val="22"/>
+        </w:rPr>
+        <w:t>Mẫu số 02</w:t>
+      </w:r>
+    </w:p>
     <w:tbl>
       <w:tblPr>
         <w:tblW w:type="auto" w:w="0"/>
@@ -28,7 +42,7 @@
           <w:p>
             <w:pPr>
               <w:spacing w:before="20" w:after="20"/>
-              <w:jc w:val="center"/>
+              <w:jc w:val="left"/>
             </w:pPr>
             <w:r>
               <w:rPr>
@@ -47,20 +61,7 @@
           <w:p>
             <w:pPr>
               <w:spacing w:before="20" w:after="20"/>
-              <w:jc w:val="center"/>
-            </w:pPr>
-            <w:r>
-              <w:rPr>
-                <w:rFonts w:ascii="Times New Roman" w:hAnsi="Times New Roman"/>
-                <w:sz w:val="22"/>
-              </w:rPr>
-              <w:t>3</w:t>
-            </w:r>
-          </w:p>
-          <w:p>
-            <w:pPr>
-              <w:spacing w:before="20" w:after="20"/>
-              <w:jc w:val="center"/>
+              <w:jc w:val="right"/>
             </w:pPr>
             <w:r>
               <w:rPr>
@@ -74,7 +75,7 @@
           <w:p>
             <w:pPr>
               <w:spacing w:before="20" w:after="20"/>
-              <w:jc w:val="center"/>
+              <w:jc w:val="right"/>
             </w:pPr>
             <w:r>
               <w:rPr>
@@ -91,19 +92,6 @@
       <w:pPr>
         <w:spacing w:before="80" w:after="80"/>
       </w:pPr>
-    </w:p>
-    <w:p>
-      <w:pPr>
-        <w:spacing w:before="40" w:after="60" w:line="276" w:lineRule="auto"/>
-        <w:jc w:val="left"/>
-      </w:pPr>
-      <w:r>
-        <w:rPr>
-          <w:rFonts w:ascii="Times New Roman" w:hAnsi="Times New Roman"/>
-          <w:sz w:val="24"/>
-        </w:rPr>
-        <w:t>Mẫu số 02</w:t>
-      </w:r>
     </w:p>
     <w:p>
       <w:pPr>
@@ -178,7 +166,7 @@
         </w:trPr>
         <w:tc>
           <w:tcPr>
-            <w:tcW w:type="dxa" w:w="437"/>
+            <w:tcW w:type="dxa" w:w="429"/>
             <w:vMerge w:val="restart"/>
           </w:tcPr>
           <w:p>
@@ -198,7 +186,7 @@
         </w:tc>
         <w:tc>
           <w:tcPr>
-            <w:tcW w:type="dxa" w:w="687"/>
+            <w:tcW w:type="dxa" w:w="675"/>
             <w:vMerge w:val="restart"/>
           </w:tcPr>
           <w:p>
@@ -218,7 +206,7 @@
         </w:tc>
         <w:tc>
           <w:tcPr>
-            <w:tcW w:type="dxa" w:w="687"/>
+            <w:tcW w:type="dxa" w:w="675"/>
             <w:vMerge w:val="restart"/>
           </w:tcPr>
           <w:p>
@@ -238,7 +226,7 @@
         </w:tc>
         <w:tc>
           <w:tcPr>
-            <w:tcW w:type="dxa" w:w="437"/>
+            <w:tcW w:type="dxa" w:w="429"/>
             <w:gridSpan w:val="2"/>
           </w:tcPr>
           <w:p>
@@ -258,7 +246,7 @@
         </w:tc>
         <w:tc>
           <w:tcPr>
-            <w:tcW w:type="dxa" w:w="687"/>
+            <w:tcW w:type="dxa" w:w="675"/>
             <w:vMerge w:val="restart"/>
           </w:tcPr>
           <w:p>
@@ -278,7 +266,7 @@
         </w:tc>
         <w:tc>
           <w:tcPr>
-            <w:tcW w:type="dxa" w:w="687"/>
+            <w:tcW w:type="dxa" w:w="675"/>
             <w:vMerge w:val="restart"/>
           </w:tcPr>
           <w:p>
@@ -298,7 +286,7 @@
         </w:tc>
         <w:tc>
           <w:tcPr>
-            <w:tcW w:type="dxa" w:w="707"/>
+            <w:tcW w:type="dxa" w:w="675"/>
             <w:vMerge w:val="restart"/>
           </w:tcPr>
           <w:p>
@@ -318,7 +306,7 @@
         </w:tc>
         <w:tc>
           <w:tcPr>
-            <w:tcW w:type="dxa" w:w="437"/>
+            <w:tcW w:type="dxa" w:w="429"/>
             <w:gridSpan w:val="7"/>
           </w:tcPr>
           <w:p>
@@ -338,7 +326,7 @@
         </w:tc>
         <w:tc>
           <w:tcPr>
-            <w:tcW w:type="dxa" w:w="687"/>
+            <w:tcW w:type="dxa" w:w="675"/>
             <w:vMerge w:val="restart"/>
           </w:tcPr>
           <w:p>
@@ -381,7 +369,7 @@
         </w:tc>
         <w:tc>
           <w:tcPr>
-            <w:tcW w:type="dxa" w:w="437"/>
+            <w:tcW w:type="dxa" w:w="429"/>
           </w:tcPr>
           <w:p>
             <w:pPr>
@@ -400,7 +388,7 @@
         </w:tc>
         <w:tc>
           <w:tcPr>
-            <w:tcW w:type="dxa" w:w="437"/>
+            <w:tcW w:type="dxa" w:w="429"/>
           </w:tcPr>
           <w:p>
             <w:pPr>
@@ -440,7 +428,7 @@
         </w:tc>
         <w:tc>
           <w:tcPr>
-            <w:tcW w:type="dxa" w:w="1466"/>
+            <w:tcW w:type="dxa" w:w="1823"/>
           </w:tcPr>
           <w:p>
             <w:pPr>
@@ -451,13 +439,13 @@
                 <w:rFonts w:ascii="Times New Roman" w:hAnsi="Times New Roman"/>
                 <w:sz w:val="18"/>
               </w:rPr>
-              <w:t>Già làng, trưởng dòng họ, người thực hiện nghi lễ ngưỡng</w:t>
+              <w:t>Già làng, trưởng dòng họ, người thực hiện nghi lễ truyền thống, tín ngưỡng</w:t>
             </w:r>
           </w:p>
         </w:tc>
         <w:tc>
           <w:tcPr>
-            <w:tcW w:type="dxa" w:w="838"/>
+            <w:tcW w:type="dxa" w:w="788"/>
           </w:tcPr>
           <w:p>
             <w:pPr>
@@ -474,7 +462,7 @@
         </w:tc>
         <w:tc>
           <w:tcPr>
-            <w:tcW w:type="dxa" w:w="1492"/>
+            <w:tcW w:type="dxa" w:w="1404"/>
           </w:tcPr>
           <w:p>
             <w:pPr>
@@ -491,7 +479,7 @@
         </w:tc>
         <w:tc>
           <w:tcPr>
-            <w:tcW w:type="dxa" w:w="2498"/>
+            <w:tcW w:type="dxa" w:w="2454"/>
           </w:tcPr>
           <w:p>
             <w:pPr>
@@ -508,7 +496,7 @@
         </w:tc>
         <w:tc>
           <w:tcPr>
-            <w:tcW w:type="dxa" w:w="2498"/>
+            <w:tcW w:type="dxa" w:w="2454"/>
           </w:tcPr>
           <w:p>
             <w:pPr>
@@ -526,7 +514,7 @@
         </w:tc>
         <w:tc>
           <w:tcPr>
-            <w:tcW w:type="dxa" w:w="437"/>
+            <w:tcW w:type="dxa" w:w="429"/>
           </w:tcPr>
           <w:p>
             <w:pPr>
@@ -543,7 +531,7 @@
         </w:tc>
         <w:tc>
           <w:tcPr>
-            <w:tcW w:type="dxa" w:w="437"/>
+            <w:tcW w:type="dxa" w:w="429"/>
           </w:tcPr>
           <w:p>
             <w:pPr>
@@ -569,7 +557,7 @@
       <w:tr>
         <w:tc>
           <w:tcPr>
-            <w:tcW w:type="dxa" w:w="437"/>
+            <w:tcW w:type="dxa" w:w="429"/>
           </w:tcPr>
           <w:p>
             <w:pPr>
@@ -588,7 +576,7 @@
         </w:tc>
         <w:tc>
           <w:tcPr>
-            <w:tcW w:type="dxa" w:w="687"/>
+            <w:tcW w:type="dxa" w:w="675"/>
           </w:tcPr>
           <w:p>
             <w:pPr>
@@ -607,7 +595,7 @@
         </w:tc>
         <w:tc>
           <w:tcPr>
-            <w:tcW w:type="dxa" w:w="687"/>
+            <w:tcW w:type="dxa" w:w="675"/>
           </w:tcPr>
           <w:p>
             <w:pPr>
@@ -626,7 +614,7 @@
         </w:tc>
         <w:tc>
           <w:tcPr>
-            <w:tcW w:type="dxa" w:w="437"/>
+            <w:tcW w:type="dxa" w:w="429"/>
           </w:tcPr>
           <w:p>
             <w:pPr>
@@ -645,7 +633,7 @@
         </w:tc>
         <w:tc>
           <w:tcPr>
-            <w:tcW w:type="dxa" w:w="437"/>
+            <w:tcW w:type="dxa" w:w="429"/>
           </w:tcPr>
           <w:p>
             <w:pPr>
@@ -664,7 +652,7 @@
         </w:tc>
         <w:tc>
           <w:tcPr>
-            <w:tcW w:type="dxa" w:w="687"/>
+            <w:tcW w:type="dxa" w:w="675"/>
           </w:tcPr>
           <w:p>
             <w:pPr>
@@ -683,7 +671,7 @@
         </w:tc>
         <w:tc>
           <w:tcPr>
-            <w:tcW w:type="dxa" w:w="687"/>
+            <w:tcW w:type="dxa" w:w="675"/>
           </w:tcPr>
           <w:p>
             <w:pPr>
@@ -696,13 +684,13 @@
                 <w:b/>
                 <w:sz w:val="18"/>
               </w:rPr>
-              <w:t>0</w:t>
+              <w:t>(7)</w:t>
             </w:r>
           </w:p>
         </w:tc>
         <w:tc>
           <w:tcPr>
-            <w:tcW w:type="dxa" w:w="707"/>
+            <w:tcW w:type="dxa" w:w="675"/>
           </w:tcPr>
           <w:p>
             <w:pPr>
@@ -721,7 +709,7 @@
         </w:tc>
         <w:tc>
           <w:tcPr>
-            <w:tcW w:type="dxa" w:w="1466"/>
+            <w:tcW w:type="dxa" w:w="1823"/>
           </w:tcPr>
           <w:p>
             <w:pPr>
@@ -734,13 +722,13 @@
                 <w:b/>
                 <w:sz w:val="18"/>
               </w:rPr>
-              <w:t>(0)</w:t>
+              <w:t>(9)</w:t>
             </w:r>
           </w:p>
         </w:tc>
         <w:tc>
           <w:tcPr>
-            <w:tcW w:type="dxa" w:w="838"/>
+            <w:tcW w:type="dxa" w:w="788"/>
           </w:tcPr>
           <w:p>
             <w:pPr>
@@ -759,7 +747,7 @@
         </w:tc>
         <w:tc>
           <w:tcPr>
-            <w:tcW w:type="dxa" w:w="1492"/>
+            <w:tcW w:type="dxa" w:w="1404"/>
           </w:tcPr>
           <w:p>
             <w:pPr>
@@ -778,7 +766,7 @@
         </w:tc>
         <w:tc>
           <w:tcPr>
-            <w:tcW w:type="dxa" w:w="2498"/>
+            <w:tcW w:type="dxa" w:w="2454"/>
           </w:tcPr>
           <w:p>
             <w:pPr>
@@ -797,7 +785,7 @@
         </w:tc>
         <w:tc>
           <w:tcPr>
-            <w:tcW w:type="dxa" w:w="2498"/>
+            <w:tcW w:type="dxa" w:w="2454"/>
           </w:tcPr>
           <w:p>
             <w:pPr>
@@ -816,7 +804,7 @@
         </w:tc>
         <w:tc>
           <w:tcPr>
-            <w:tcW w:type="dxa" w:w="437"/>
+            <w:tcW w:type="dxa" w:w="429"/>
           </w:tcPr>
           <w:p>
             <w:pPr>
@@ -835,7 +823,7 @@
         </w:tc>
         <w:tc>
           <w:tcPr>
-            <w:tcW w:type="dxa" w:w="437"/>
+            <w:tcW w:type="dxa" w:w="429"/>
           </w:tcPr>
           <w:p>
             <w:pPr>
@@ -854,7 +842,7 @@
         </w:tc>
         <w:tc>
           <w:tcPr>
-            <w:tcW w:type="dxa" w:w="687"/>
+            <w:tcW w:type="dxa" w:w="675"/>
           </w:tcPr>
           <w:p>
             <w:pPr>
@@ -875,7 +863,96 @@
       <w:tr>
         <w:tc>
           <w:tcPr>
-            <w:tcW w:type="dxa" w:w="437"/>
+            <w:tcW w:type="dxa" w:w="429"/>
+          </w:tcPr>
+          <w:p>
+            <w:pPr>
+              <w:spacing w:before="20" w:after="20" w:line="240" w:lineRule="auto"/>
+              <w:jc w:val="center"/>
+            </w:pPr>
+            <w:r>
+              <w:rPr>
+                <w:rFonts w:ascii="Times New Roman" w:hAnsi="Times New Roman"/>
+                <w:sz w:val="18"/>
+              </w:rPr>
+              <w:t>cha</w:t>
+            </w:r>
+          </w:p>
+        </w:tc>
+        <w:tc>
+          <w:tcPr>
+            <w:tcW w:type="dxa" w:w="675"/>
+          </w:tcPr>
+          <w:p>
+            <w:pPr>
+              <w:spacing w:before="20" w:after="20" w:line="240" w:lineRule="auto"/>
+            </w:pPr>
+            <w:r>
+              <w:rPr>
+                <w:rFonts w:ascii="Times New Roman" w:hAnsi="Times New Roman"/>
+                <w:sz w:val="18"/>
+              </w:rPr>
+              <w:t>COLINEdE</w:t>
+            </w:r>
+          </w:p>
+        </w:tc>
+        <w:tc>
+          <w:tcPr>
+            <w:tcW w:type="dxa" w:w="675"/>
+          </w:tcPr>
+          <w:p>
+            <w:pPr>
+              <w:spacing w:before="20" w:after="20" w:line="240" w:lineRule="auto"/>
+              <w:jc w:val="center"/>
+            </w:pPr>
+            <w:r>
+              <w:rPr>
+                <w:rFonts w:ascii="Times New Roman" w:hAnsi="Times New Roman"/>
+                <w:sz w:val="18"/>
+              </w:rPr>
+              <w:t>STATE</w:t>
+            </w:r>
+          </w:p>
+        </w:tc>
+        <w:tc>
+          <w:tcPr>
+            <w:tcW w:type="dxa" w:w="429"/>
+          </w:tcPr>
+          <w:p>
+            <w:pPr>
+              <w:spacing w:before="20" w:after="20" w:line="240" w:lineRule="auto"/>
+              <w:jc w:val="center"/>
+            </w:pPr>
+            <w:r>
+              <w:rPr>
+                <w:rFonts w:ascii="Times New Roman" w:hAnsi="Times New Roman"/>
+                <w:sz w:val="18"/>
+              </w:rPr>
+              <w:t>CONTh</w:t>
+            </w:r>
+          </w:p>
+        </w:tc>
+        <w:tc>
+          <w:tcPr>
+            <w:tcW w:type="dxa" w:w="429"/>
+          </w:tcPr>
+          <w:p>
+            <w:pPr>
+              <w:spacing w:before="20" w:after="20" w:line="240" w:lineRule="auto"/>
+              <w:jc w:val="center"/>
+            </w:pPr>
+            <w:r>
+              <w:rPr>
+                <w:rFonts w:ascii="Times New Roman" w:hAnsi="Times New Roman"/>
+                <w:sz w:val="18"/>
+              </w:rPr>
+              <w:t>CAT</w:t>
+            </w:r>
+          </w:p>
+        </w:tc>
+        <w:tc>
+          <w:tcPr>
+            <w:tcW w:type="dxa" w:w="675"/>
           </w:tcPr>
           <w:p>
             <w:pPr>
@@ -892,23 +969,7 @@
         </w:tc>
         <w:tc>
           <w:tcPr>
-            <w:tcW w:type="dxa" w:w="687"/>
-          </w:tcPr>
-          <w:p>
-            <w:pPr>
-              <w:spacing w:before="20" w:after="20" w:line="240" w:lineRule="auto"/>
-            </w:pPr>
-            <w:r>
-              <w:rPr>
-                <w:rFonts w:ascii="Times New Roman" w:hAnsi="Times New Roman"/>
-                <w:sz w:val="18"/>
-              </w:rPr>
-            </w:r>
-          </w:p>
-        </w:tc>
-        <w:tc>
-          <w:tcPr>
-            <w:tcW w:type="dxa" w:w="687"/>
+            <w:tcW w:type="dxa" w:w="675"/>
           </w:tcPr>
           <w:p>
             <w:pPr>
@@ -925,7 +986,7 @@
         </w:tc>
         <w:tc>
           <w:tcPr>
-            <w:tcW w:type="dxa" w:w="437"/>
+            <w:tcW w:type="dxa" w:w="675"/>
           </w:tcPr>
           <w:p>
             <w:pPr>
@@ -942,7 +1003,7 @@
         </w:tc>
         <w:tc>
           <w:tcPr>
-            <w:tcW w:type="dxa" w:w="437"/>
+            <w:tcW w:type="dxa" w:w="1823"/>
           </w:tcPr>
           <w:p>
             <w:pPr>
@@ -959,7 +1020,24 @@
         </w:tc>
         <w:tc>
           <w:tcPr>
-            <w:tcW w:type="dxa" w:w="687"/>
+            <w:tcW w:type="dxa" w:w="788"/>
+          </w:tcPr>
+          <w:p>
+            <w:pPr>
+              <w:spacing w:before="20" w:after="20" w:line="240" w:lineRule="auto"/>
+            </w:pPr>
+            <w:r>
+              <w:rPr>
+                <w:rFonts w:ascii="Times New Roman" w:hAnsi="Times New Roman"/>
+                <w:sz w:val="18"/>
+              </w:rPr>
+              <w:t>038000000</w:t>
+            </w:r>
+          </w:p>
+        </w:tc>
+        <w:tc>
+          <w:tcPr>
+            <w:tcW w:type="dxa" w:w="1404"/>
           </w:tcPr>
           <w:p>
             <w:pPr>
@@ -976,7 +1054,41 @@
         </w:tc>
         <w:tc>
           <w:tcPr>
-            <w:tcW w:type="dxa" w:w="687"/>
+            <w:tcW w:type="dxa" w:w="2454"/>
+          </w:tcPr>
+          <w:p>
+            <w:pPr>
+              <w:spacing w:before="20" w:after="20" w:line="240" w:lineRule="auto"/>
+            </w:pPr>
+            <w:r>
+              <w:rPr>
+                <w:rFonts w:ascii="Times New Roman" w:hAnsi="Times New Roman"/>
+                <w:sz w:val="18"/>
+              </w:rPr>
+              <w:t>DISming</w:t>
+            </w:r>
+          </w:p>
+        </w:tc>
+        <w:tc>
+          <w:tcPr>
+            <w:tcW w:type="dxa" w:w="2454"/>
+          </w:tcPr>
+          <w:p>
+            <w:pPr>
+              <w:spacing w:before="20" w:after="20" w:line="240" w:lineRule="auto"/>
+            </w:pPr>
+            <w:r>
+              <w:rPr>
+                <w:rFonts w:ascii="Times New Roman" w:hAnsi="Times New Roman"/>
+                <w:sz w:val="18"/>
+              </w:rPr>
+              <w:t>DISmist</w:t>
+            </w:r>
+          </w:p>
+        </w:tc>
+        <w:tc>
+          <w:tcPr>
+            <w:tcW w:type="dxa" w:w="429"/>
           </w:tcPr>
           <w:p>
             <w:pPr>
@@ -988,12 +1100,13 @@
                 <w:rFonts w:ascii="Times New Roman" w:hAnsi="Times New Roman"/>
                 <w:sz w:val="18"/>
               </w:rPr>
+              <w:t>STATE</w:t>
             </w:r>
           </w:p>
         </w:tc>
         <w:tc>
           <w:tcPr>
-            <w:tcW w:type="dxa" w:w="707"/>
+            <w:tcW w:type="dxa" w:w="429"/>
           </w:tcPr>
           <w:p>
             <w:pPr>
@@ -1005,12 +1118,13 @@
                 <w:rFonts w:ascii="Times New Roman" w:hAnsi="Times New Roman"/>
                 <w:sz w:val="18"/>
               </w:rPr>
+              <w:t>ST</w:t>
             </w:r>
           </w:p>
         </w:tc>
         <w:tc>
           <w:tcPr>
-            <w:tcW w:type="dxa" w:w="1466"/>
+            <w:tcW w:type="dxa" w:w="675"/>
           </w:tcPr>
           <w:p>
             <w:pPr>
@@ -1022,125 +1136,7 @@
                 <w:rFonts w:ascii="Times New Roman" w:hAnsi="Times New Roman"/>
                 <w:sz w:val="18"/>
               </w:rPr>
-            </w:r>
-          </w:p>
-        </w:tc>
-        <w:tc>
-          <w:tcPr>
-            <w:tcW w:type="dxa" w:w="838"/>
-          </w:tcPr>
-          <w:p>
-            <w:pPr>
-              <w:spacing w:before="20" w:after="20" w:line="240" w:lineRule="auto"/>
-              <w:jc w:val="center"/>
-            </w:pPr>
-            <w:r>
-              <w:rPr>
-                <w:rFonts w:ascii="Times New Roman" w:hAnsi="Times New Roman"/>
-                <w:sz w:val="18"/>
-              </w:rPr>
-            </w:r>
-          </w:p>
-        </w:tc>
-        <w:tc>
-          <w:tcPr>
-            <w:tcW w:type="dxa" w:w="1492"/>
-          </w:tcPr>
-          <w:p>
-            <w:pPr>
-              <w:spacing w:before="20" w:after="20" w:line="240" w:lineRule="auto"/>
-              <w:jc w:val="center"/>
-            </w:pPr>
-            <w:r>
-              <w:rPr>
-                <w:rFonts w:ascii="Times New Roman" w:hAnsi="Times New Roman"/>
-                <w:sz w:val="18"/>
-              </w:rPr>
-            </w:r>
-          </w:p>
-        </w:tc>
-        <w:tc>
-          <w:tcPr>
-            <w:tcW w:type="dxa" w:w="2498"/>
-          </w:tcPr>
-          <w:p>
-            <w:pPr>
-              <w:spacing w:before="20" w:after="20" w:line="240" w:lineRule="auto"/>
-              <w:jc w:val="center"/>
-            </w:pPr>
-            <w:r>
-              <w:rPr>
-                <w:rFonts w:ascii="Times New Roman" w:hAnsi="Times New Roman"/>
-                <w:sz w:val="18"/>
-              </w:rPr>
-            </w:r>
-          </w:p>
-        </w:tc>
-        <w:tc>
-          <w:tcPr>
-            <w:tcW w:type="dxa" w:w="2498"/>
-          </w:tcPr>
-          <w:p>
-            <w:pPr>
-              <w:spacing w:before="20" w:after="20" w:line="240" w:lineRule="auto"/>
-              <w:jc w:val="center"/>
-            </w:pPr>
-            <w:r>
-              <w:rPr>
-                <w:rFonts w:ascii="Times New Roman" w:hAnsi="Times New Roman"/>
-                <w:sz w:val="18"/>
-              </w:rPr>
-            </w:r>
-          </w:p>
-        </w:tc>
-        <w:tc>
-          <w:tcPr>
-            <w:tcW w:type="dxa" w:w="437"/>
-          </w:tcPr>
-          <w:p>
-            <w:pPr>
-              <w:spacing w:before="20" w:after="20" w:line="240" w:lineRule="auto"/>
-              <w:jc w:val="center"/>
-            </w:pPr>
-            <w:r>
-              <w:rPr>
-                <w:rFonts w:ascii="Times New Roman" w:hAnsi="Times New Roman"/>
-                <w:sz w:val="18"/>
-              </w:rPr>
-            </w:r>
-          </w:p>
-        </w:tc>
-        <w:tc>
-          <w:tcPr>
-            <w:tcW w:type="dxa" w:w="437"/>
-          </w:tcPr>
-          <w:p>
-            <w:pPr>
-              <w:spacing w:before="20" w:after="20" w:line="240" w:lineRule="auto"/>
-              <w:jc w:val="center"/>
-            </w:pPr>
-            <w:r>
-              <w:rPr>
-                <w:rFonts w:ascii="Times New Roman" w:hAnsi="Times New Roman"/>
-                <w:sz w:val="18"/>
-              </w:rPr>
-            </w:r>
-          </w:p>
-        </w:tc>
-        <w:tc>
-          <w:tcPr>
-            <w:tcW w:type="dxa" w:w="687"/>
-          </w:tcPr>
-          <w:p>
-            <w:pPr>
-              <w:spacing w:before="20" w:after="20" w:line="240" w:lineRule="auto"/>
-              <w:jc w:val="center"/>
-            </w:pPr>
-            <w:r>
-              <w:rPr>
-                <w:rFonts w:ascii="Times New Roman" w:hAnsi="Times New Roman"/>
-                <w:sz w:val="18"/>
-              </w:rPr>
+              <w:t>STAN</w:t>
             </w:r>
           </w:p>
         </w:tc>
@@ -1148,7 +1144,7 @@
       <w:tr>
         <w:tc>
           <w:tcPr>
-            <w:tcW w:type="dxa" w:w="437"/>
+            <w:tcW w:type="dxa" w:w="429"/>
           </w:tcPr>
           <w:p>
             <w:pPr>
@@ -1166,7 +1162,7 @@
         </w:tc>
         <w:tc>
           <w:tcPr>
-            <w:tcW w:type="dxa" w:w="687"/>
+            <w:tcW w:type="dxa" w:w="675"/>
           </w:tcPr>
           <w:p>
             <w:pPr>
@@ -1177,12 +1173,173 @@
                 <w:rFonts w:ascii="Times New Roman" w:hAnsi="Times New Roman"/>
                 <w:sz w:val="18"/>
               </w:rPr>
+              <w:t>CONg</w:t>
             </w:r>
           </w:p>
         </w:tc>
         <w:tc>
           <w:tcPr>
-            <w:tcW w:type="dxa" w:w="687"/>
+            <w:tcW w:type="dxa" w:w="675"/>
+          </w:tcPr>
+          <w:p>
+            <w:pPr>
+              <w:spacing w:before="20" w:after="20" w:line="240" w:lineRule="auto"/>
+              <w:jc w:val="center"/>
+            </w:pPr>
+            <w:r>
+              <w:rPr>
+                <w:rFonts w:ascii="Times New Roman" w:hAnsi="Times New Roman"/>
+                <w:sz w:val="18"/>
+              </w:rPr>
+              <w:t>CONg</w:t>
+            </w:r>
+          </w:p>
+        </w:tc>
+        <w:tc>
+          <w:tcPr>
+            <w:tcW w:type="dxa" w:w="429"/>
+          </w:tcPr>
+          <w:p>
+            <w:pPr>
+              <w:spacing w:before="20" w:after="20" w:line="240" w:lineRule="auto"/>
+              <w:jc w:val="center"/>
+            </w:pPr>
+            <w:r>
+              <w:rPr>
+                <w:rFonts w:ascii="Times New Roman" w:hAnsi="Times New Roman"/>
+                <w:sz w:val="18"/>
+              </w:rPr>
+              <w:t>SET</w:t>
+            </w:r>
+          </w:p>
+        </w:tc>
+        <w:tc>
+          <w:tcPr>
+            <w:tcW w:type="dxa" w:w="429"/>
+          </w:tcPr>
+          <w:p>
+            <w:pPr>
+              <w:spacing w:before="20" w:after="20" w:line="240" w:lineRule="auto"/>
+              <w:jc w:val="center"/>
+            </w:pPr>
+            <w:r>
+              <w:rPr>
+                <w:rFonts w:ascii="Times New Roman" w:hAnsi="Times New Roman"/>
+                <w:sz w:val="18"/>
+              </w:rPr>
+              <w:t>BET</w:t>
+            </w:r>
+          </w:p>
+        </w:tc>
+        <w:tc>
+          <w:tcPr>
+            <w:tcW w:type="dxa" w:w="675"/>
+          </w:tcPr>
+          <w:p>
+            <w:pPr>
+              <w:spacing w:before="20" w:after="20" w:line="240" w:lineRule="auto"/>
+              <w:jc w:val="center"/>
+            </w:pPr>
+            <w:r>
+              <w:rPr>
+                <w:rFonts w:ascii="Times New Roman" w:hAnsi="Times New Roman"/>
+                <w:sz w:val="18"/>
+              </w:rPr>
+              <w:t>1</w:t>
+            </w:r>
+          </w:p>
+        </w:tc>
+        <w:tc>
+          <w:tcPr>
+            <w:tcW w:type="dxa" w:w="675"/>
+          </w:tcPr>
+          <w:p>
+            <w:pPr>
+              <w:spacing w:before="20" w:after="20" w:line="240" w:lineRule="auto"/>
+              <w:jc w:val="center"/>
+            </w:pPr>
+            <w:r>
+              <w:rPr>
+                <w:rFonts w:ascii="Times New Roman" w:hAnsi="Times New Roman"/>
+                <w:sz w:val="18"/>
+              </w:rPr>
+              <w:t>1</w:t>
+            </w:r>
+          </w:p>
+        </w:tc>
+        <w:tc>
+          <w:tcPr>
+            <w:tcW w:type="dxa" w:w="675"/>
+          </w:tcPr>
+          <w:p>
+            <w:pPr>
+              <w:spacing w:before="20" w:after="20" w:line="240" w:lineRule="auto"/>
+              <w:jc w:val="center"/>
+            </w:pPr>
+            <w:r>
+              <w:rPr>
+                <w:rFonts w:ascii="Times New Roman" w:hAnsi="Times New Roman"/>
+                <w:sz w:val="18"/>
+              </w:rPr>
+              <w:t>CON</w:t>
+            </w:r>
+          </w:p>
+        </w:tc>
+        <w:tc>
+          <w:tcPr>
+            <w:tcW w:type="dxa" w:w="1823"/>
+          </w:tcPr>
+          <w:p>
+            <w:pPr>
+              <w:spacing w:before="20" w:after="20" w:line="240" w:lineRule="auto"/>
+              <w:jc w:val="center"/>
+            </w:pPr>
+            <w:r>
+              <w:rPr>
+                <w:rFonts w:ascii="Times New Roman" w:hAnsi="Times New Roman"/>
+                <w:sz w:val="18"/>
+              </w:rPr>
+              <w:t>CONgle</w:t>
+            </w:r>
+          </w:p>
+        </w:tc>
+        <w:tc>
+          <w:tcPr>
+            <w:tcW w:type="dxa" w:w="788"/>
+          </w:tcPr>
+          <w:p>
+            <w:pPr>
+              <w:spacing w:before="20" w:after="20" w:line="240" w:lineRule="auto"/>
+            </w:pPr>
+            <w:r>
+              <w:rPr>
+                <w:rFonts w:ascii="Times New Roman" w:hAnsi="Times New Roman"/>
+                <w:sz w:val="18"/>
+              </w:rPr>
+              <w:t>036000019</w:t>
+            </w:r>
+          </w:p>
+        </w:tc>
+        <w:tc>
+          <w:tcPr>
+            <w:tcW w:type="dxa" w:w="1404"/>
+          </w:tcPr>
+          <w:p>
+            <w:pPr>
+              <w:spacing w:before="20" w:after="20" w:line="240" w:lineRule="auto"/>
+            </w:pPr>
+            <w:r>
+              <w:rPr>
+                <w:rFonts w:ascii="Times New Roman" w:hAnsi="Times New Roman"/>
+                <w:sz w:val="18"/>
+              </w:rPr>
+              <w:t>CONTiness</w:t>
+            </w:r>
+          </w:p>
+        </w:tc>
+        <w:tc>
+          <w:tcPr>
+            <w:tcW w:type="dxa" w:w="2454"/>
           </w:tcPr>
           <w:p>
             <w:pPr>
@@ -1199,7 +1356,170 @@
         </w:tc>
         <w:tc>
           <w:tcPr>
-            <w:tcW w:type="dxa" w:w="437"/>
+            <w:tcW w:type="dxa" w:w="2454"/>
+          </w:tcPr>
+          <w:p>
+            <w:pPr>
+              <w:spacing w:before="20" w:after="20" w:line="240" w:lineRule="auto"/>
+              <w:jc w:val="center"/>
+            </w:pPr>
+            <w:r>
+              <w:rPr>
+                <w:rFonts w:ascii="Times New Roman" w:hAnsi="Times New Roman"/>
+                <w:sz w:val="18"/>
+              </w:rPr>
+              <w:t>Conste</w:t>
+            </w:r>
+          </w:p>
+        </w:tc>
+        <w:tc>
+          <w:tcPr>
+            <w:tcW w:type="dxa" w:w="429"/>
+          </w:tcPr>
+          <w:p>
+            <w:pPr>
+              <w:spacing w:before="20" w:after="20" w:line="240" w:lineRule="auto"/>
+              <w:jc w:val="center"/>
+            </w:pPr>
+            <w:r>
+              <w:rPr>
+                <w:rFonts w:ascii="Times New Roman" w:hAnsi="Times New Roman"/>
+                <w:sz w:val="18"/>
+              </w:rPr>
+              <w:t>CONg</w:t>
+            </w:r>
+          </w:p>
+        </w:tc>
+        <w:tc>
+          <w:tcPr>
+            <w:tcW w:type="dxa" w:w="429"/>
+          </w:tcPr>
+          <w:p>
+            <w:pPr>
+              <w:spacing w:before="20" w:after="20" w:line="240" w:lineRule="auto"/>
+              <w:jc w:val="center"/>
+            </w:pPr>
+            <w:r>
+              <w:rPr>
+                <w:rFonts w:ascii="Times New Roman" w:hAnsi="Times New Roman"/>
+                <w:sz w:val="18"/>
+              </w:rPr>
+              <w:t>Coll</w:t>
+            </w:r>
+          </w:p>
+        </w:tc>
+        <w:tc>
+          <w:tcPr>
+            <w:tcW w:type="dxa" w:w="675"/>
+          </w:tcPr>
+          <w:p>
+            <w:pPr>
+              <w:spacing w:before="20" w:after="20" w:line="240" w:lineRule="auto"/>
+              <w:jc w:val="center"/>
+            </w:pPr>
+            <w:r>
+              <w:rPr>
+                <w:rFonts w:ascii="Times New Roman" w:hAnsi="Times New Roman"/>
+                <w:sz w:val="18"/>
+              </w:rPr>
+              <w:t>Coles</w:t>
+            </w:r>
+          </w:p>
+        </w:tc>
+      </w:tr>
+      <w:tr>
+        <w:tc>
+          <w:tcPr>
+            <w:tcW w:type="dxa" w:w="429"/>
+          </w:tcPr>
+          <w:p>
+            <w:pPr>
+              <w:spacing w:before="20" w:after="20" w:line="240" w:lineRule="auto"/>
+              <w:jc w:val="center"/>
+            </w:pPr>
+            <w:r>
+              <w:rPr>
+                <w:rFonts w:ascii="Times New Roman" w:hAnsi="Times New Roman"/>
+                <w:sz w:val="18"/>
+              </w:rPr>
+              <w:t>BLL</w:t>
+            </w:r>
+          </w:p>
+        </w:tc>
+        <w:tc>
+          <w:tcPr>
+            <w:tcW w:type="dxa" w:w="675"/>
+          </w:tcPr>
+          <w:p>
+            <w:pPr>
+              <w:spacing w:before="20" w:after="20" w:line="240" w:lineRule="auto"/>
+            </w:pPr>
+            <w:r>
+              <w:rPr>
+                <w:rFonts w:ascii="Times New Roman" w:hAnsi="Times New Roman"/>
+                <w:sz w:val="18"/>
+              </w:rPr>
+              <w:t>000000000019</w:t>
+            </w:r>
+          </w:p>
+        </w:tc>
+        <w:tc>
+          <w:tcPr>
+            <w:tcW w:type="dxa" w:w="675"/>
+          </w:tcPr>
+          <w:p>
+            <w:pPr>
+              <w:spacing w:before="20" w:after="20" w:line="240" w:lineRule="auto"/>
+              <w:jc w:val="center"/>
+            </w:pPr>
+            <w:r>
+              <w:rPr>
+                <w:rFonts w:ascii="Times New Roman" w:hAnsi="Times New Roman"/>
+                <w:sz w:val="18"/>
+              </w:rPr>
+              <w:t>ColLy</w:t>
+            </w:r>
+          </w:p>
+        </w:tc>
+        <w:tc>
+          <w:tcPr>
+            <w:tcW w:type="dxa" w:w="429"/>
+          </w:tcPr>
+          <w:p>
+            <w:pPr>
+              <w:spacing w:before="20" w:after="20" w:line="240" w:lineRule="auto"/>
+              <w:jc w:val="center"/>
+            </w:pPr>
+            <w:r>
+              <w:rPr>
+                <w:rFonts w:ascii="Times New Roman" w:hAnsi="Times New Roman"/>
+                <w:sz w:val="18"/>
+              </w:rPr>
+              <w:t>1</w:t>
+            </w:r>
+          </w:p>
+        </w:tc>
+        <w:tc>
+          <w:tcPr>
+            <w:tcW w:type="dxa" w:w="429"/>
+          </w:tcPr>
+          <w:p>
+            <w:pPr>
+              <w:spacing w:before="20" w:after="20" w:line="240" w:lineRule="auto"/>
+              <w:jc w:val="center"/>
+            </w:pPr>
+            <w:r>
+              <w:rPr>
+                <w:rFonts w:ascii="Times New Roman" w:hAnsi="Times New Roman"/>
+                <w:sz w:val="18"/>
+              </w:rPr>
+              <w:t>ColiLy</w:t>
+            </w:r>
+          </w:p>
+        </w:tc>
+        <w:tc>
+          <w:tcPr>
+            <w:tcW w:type="dxa" w:w="675"/>
           </w:tcPr>
           <w:p>
             <w:pPr>
@@ -1216,7 +1536,7 @@
         </w:tc>
         <w:tc>
           <w:tcPr>
-            <w:tcW w:type="dxa" w:w="437"/>
+            <w:tcW w:type="dxa" w:w="675"/>
           </w:tcPr>
           <w:p>
             <w:pPr>
@@ -1233,7 +1553,7 @@
         </w:tc>
         <w:tc>
           <w:tcPr>
-            <w:tcW w:type="dxa" w:w="687"/>
+            <w:tcW w:type="dxa" w:w="675"/>
           </w:tcPr>
           <w:p>
             <w:pPr>
@@ -1250,7 +1570,332 @@
         </w:tc>
         <w:tc>
           <w:tcPr>
-            <w:tcW w:type="dxa" w:w="687"/>
+            <w:tcW w:type="dxa" w:w="1823"/>
+          </w:tcPr>
+          <w:p>
+            <w:pPr>
+              <w:spacing w:before="20" w:after="20" w:line="240" w:lineRule="auto"/>
+              <w:jc w:val="center"/>
+            </w:pPr>
+            <w:r>
+              <w:rPr>
+                <w:rFonts w:ascii="Times New Roman" w:hAnsi="Times New Roman"/>
+                <w:sz w:val="18"/>
+              </w:rPr>
+              <w:t>DERECH</w:t>
+            </w:r>
+          </w:p>
+        </w:tc>
+        <w:tc>
+          <w:tcPr>
+            <w:tcW w:type="dxa" w:w="788"/>
+          </w:tcPr>
+          <w:p>
+            <w:pPr>
+              <w:spacing w:before="20" w:after="20" w:line="240" w:lineRule="auto"/>
+              <w:jc w:val="center"/>
+            </w:pPr>
+            <w:r>
+              <w:rPr>
+                <w:rFonts w:ascii="Times New Roman" w:hAnsi="Times New Roman"/>
+                <w:sz w:val="18"/>
+              </w:rPr>
+              <w:t>ColLy</w:t>
+            </w:r>
+          </w:p>
+        </w:tc>
+        <w:tc>
+          <w:tcPr>
+            <w:tcW w:type="dxa" w:w="1404"/>
+          </w:tcPr>
+          <w:p>
+            <w:pPr>
+              <w:spacing w:before="20" w:after="20" w:line="240" w:lineRule="auto"/>
+              <w:jc w:val="center"/>
+            </w:pPr>
+            <w:r>
+              <w:rPr>
+                <w:rFonts w:ascii="Times New Roman" w:hAnsi="Times New Roman"/>
+                <w:sz w:val="18"/>
+              </w:rPr>
+              <w:t>ColLy</w:t>
+            </w:r>
+          </w:p>
+        </w:tc>
+        <w:tc>
+          <w:tcPr>
+            <w:tcW w:type="dxa" w:w="2454"/>
+          </w:tcPr>
+          <w:p>
+            <w:pPr>
+              <w:spacing w:before="20" w:after="20" w:line="240" w:lineRule="auto"/>
+              <w:jc w:val="center"/>
+            </w:pPr>
+            <w:r>
+              <w:rPr>
+                <w:rFonts w:ascii="Times New Roman" w:hAnsi="Times New Roman"/>
+                <w:sz w:val="18"/>
+              </w:rPr>
+              <w:t>CONgEr</w:t>
+            </w:r>
+          </w:p>
+        </w:tc>
+        <w:tc>
+          <w:tcPr>
+            <w:tcW w:type="dxa" w:w="2454"/>
+          </w:tcPr>
+          <w:p>
+            <w:pPr>
+              <w:spacing w:before="20" w:after="20" w:line="240" w:lineRule="auto"/>
+              <w:jc w:val="center"/>
+            </w:pPr>
+            <w:r>
+              <w:rPr>
+                <w:rFonts w:ascii="Times New Roman" w:hAnsi="Times New Roman"/>
+                <w:sz w:val="18"/>
+              </w:rPr>
+              <w:t>ColLEr</w:t>
+            </w:r>
+          </w:p>
+        </w:tc>
+        <w:tc>
+          <w:tcPr>
+            <w:tcW w:type="dxa" w:w="429"/>
+          </w:tcPr>
+          <w:p>
+            <w:pPr>
+              <w:spacing w:before="20" w:after="20" w:line="240" w:lineRule="auto"/>
+              <w:jc w:val="center"/>
+            </w:pPr>
+            <w:r>
+              <w:rPr>
+                <w:rFonts w:ascii="Times New Roman" w:hAnsi="Times New Roman"/>
+                <w:sz w:val="18"/>
+              </w:rPr>
+              <w:t>Cort</w:t>
+            </w:r>
+          </w:p>
+        </w:tc>
+        <w:tc>
+          <w:tcPr>
+            <w:tcW w:type="dxa" w:w="429"/>
+          </w:tcPr>
+          <w:p>
+            <w:pPr>
+              <w:spacing w:before="20" w:after="20" w:line="240" w:lineRule="auto"/>
+              <w:jc w:val="center"/>
+            </w:pPr>
+            <w:r>
+              <w:rPr>
+                <w:rFonts w:ascii="Times New Roman" w:hAnsi="Times New Roman"/>
+                <w:sz w:val="18"/>
+              </w:rPr>
+              <w:t>SET</w:t>
+            </w:r>
+          </w:p>
+        </w:tc>
+        <w:tc>
+          <w:tcPr>
+            <w:tcW w:type="dxa" w:w="675"/>
+          </w:tcPr>
+          <w:p>
+            <w:pPr>
+              <w:spacing w:before="20" w:after="20" w:line="240" w:lineRule="auto"/>
+              <w:jc w:val="center"/>
+            </w:pPr>
+            <w:r>
+              <w:rPr>
+                <w:rFonts w:ascii="Times New Roman" w:hAnsi="Times New Roman"/>
+                <w:sz w:val="18"/>
+              </w:rPr>
+              <w:t>Corill</w:t>
+            </w:r>
+          </w:p>
+        </w:tc>
+      </w:tr>
+      <w:tr>
+        <w:tc>
+          <w:tcPr>
+            <w:tcW w:type="dxa" w:w="429"/>
+          </w:tcPr>
+          <w:p>
+            <w:pPr>
+              <w:spacing w:before="20" w:after="20" w:line="240" w:lineRule="auto"/>
+              <w:jc w:val="center"/>
+            </w:pPr>
+            <w:r>
+              <w:rPr>
+                <w:rFonts w:ascii="Times New Roman" w:hAnsi="Times New Roman"/>
+                <w:sz w:val="18"/>
+              </w:rPr>
+              <w:t>1</w:t>
+            </w:r>
+          </w:p>
+        </w:tc>
+        <w:tc>
+          <w:tcPr>
+            <w:tcW w:type="dxa" w:w="675"/>
+          </w:tcPr>
+          <w:p>
+            <w:pPr>
+              <w:spacing w:before="20" w:after="20" w:line="240" w:lineRule="auto"/>
+            </w:pPr>
+            <w:r>
+              <w:rPr>
+                <w:rFonts w:ascii="Times New Roman" w:hAnsi="Times New Roman"/>
+                <w:sz w:val="18"/>
+              </w:rPr>
+              <w:t>Tổng cộng</w:t>
+            </w:r>
+          </w:p>
+        </w:tc>
+        <w:tc>
+          <w:tcPr>
+            <w:tcW w:type="dxa" w:w="675"/>
+          </w:tcPr>
+          <w:p>
+            <w:pPr>
+              <w:spacing w:before="20" w:after="20" w:line="240" w:lineRule="auto"/>
+              <w:jc w:val="center"/>
+            </w:pPr>
+            <w:r>
+              <w:rPr>
+                <w:rFonts w:ascii="Times New Roman" w:hAnsi="Times New Roman"/>
+                <w:sz w:val="18"/>
+              </w:rPr>
+              <w:t>1</w:t>
+            </w:r>
+          </w:p>
+        </w:tc>
+        <w:tc>
+          <w:tcPr>
+            <w:tcW w:type="dxa" w:w="429"/>
+          </w:tcPr>
+          <w:p>
+            <w:pPr>
+              <w:spacing w:before="20" w:after="20" w:line="240" w:lineRule="auto"/>
+              <w:jc w:val="center"/>
+            </w:pPr>
+            <w:r>
+              <w:rPr>
+                <w:rFonts w:ascii="Times New Roman" w:hAnsi="Times New Roman"/>
+                <w:sz w:val="18"/>
+              </w:rPr>
+              <w:t>ST</w:t>
+            </w:r>
+          </w:p>
+        </w:tc>
+        <w:tc>
+          <w:tcPr>
+            <w:tcW w:type="dxa" w:w="429"/>
+          </w:tcPr>
+          <w:p>
+            <w:pPr>
+              <w:spacing w:before="20" w:after="20" w:line="240" w:lineRule="auto"/>
+              <w:jc w:val="center"/>
+            </w:pPr>
+            <w:r>
+              <w:rPr>
+                <w:rFonts w:ascii="Times New Roman" w:hAnsi="Times New Roman"/>
+                <w:sz w:val="18"/>
+              </w:rPr>
+              <w:t>BET</w:t>
+            </w:r>
+          </w:p>
+        </w:tc>
+        <w:tc>
+          <w:tcPr>
+            <w:tcW w:type="dxa" w:w="675"/>
+          </w:tcPr>
+          <w:p>
+            <w:pPr>
+              <w:spacing w:before="20" w:after="20" w:line="240" w:lineRule="auto"/>
+              <w:jc w:val="center"/>
+            </w:pPr>
+            <w:r>
+              <w:rPr>
+                <w:rFonts w:ascii="Times New Roman" w:hAnsi="Times New Roman"/>
+                <w:sz w:val="18"/>
+              </w:rPr>
+              <w:t>1</w:t>
+            </w:r>
+          </w:p>
+        </w:tc>
+        <w:tc>
+          <w:tcPr>
+            <w:tcW w:type="dxa" w:w="675"/>
+          </w:tcPr>
+          <w:p>
+            <w:pPr>
+              <w:spacing w:before="20" w:after="20" w:line="240" w:lineRule="auto"/>
+              <w:jc w:val="center"/>
+            </w:pPr>
+            <w:r>
+              <w:rPr>
+                <w:rFonts w:ascii="Times New Roman" w:hAnsi="Times New Roman"/>
+                <w:sz w:val="18"/>
+              </w:rPr>
+              <w:t>STOT</w:t>
+            </w:r>
+          </w:p>
+        </w:tc>
+        <w:tc>
+          <w:tcPr>
+            <w:tcW w:type="dxa" w:w="675"/>
+          </w:tcPr>
+          <w:p>
+            <w:pPr>
+              <w:spacing w:before="20" w:after="20" w:line="240" w:lineRule="auto"/>
+              <w:jc w:val="center"/>
+            </w:pPr>
+            <w:r>
+              <w:rPr>
+                <w:rFonts w:ascii="Times New Roman" w:hAnsi="Times New Roman"/>
+                <w:sz w:val="18"/>
+              </w:rPr>
+              <w:t>ST</w:t>
+            </w:r>
+          </w:p>
+        </w:tc>
+        <w:tc>
+          <w:tcPr>
+            <w:tcW w:type="dxa" w:w="1823"/>
+          </w:tcPr>
+          <w:p>
+            <w:pPr>
+              <w:spacing w:before="20" w:after="20" w:line="240" w:lineRule="auto"/>
+              <w:jc w:val="center"/>
+            </w:pPr>
+            <w:r>
+              <w:rPr>
+                <w:rFonts w:ascii="Times New Roman" w:hAnsi="Times New Roman"/>
+                <w:sz w:val="18"/>
+              </w:rPr>
+              <w:t>CONg</w:t>
+            </w:r>
+          </w:p>
+        </w:tc>
+        <w:tc>
+          <w:tcPr>
+            <w:tcW w:type="dxa" w:w="788"/>
+          </w:tcPr>
+          <w:p>
+            <w:pPr>
+              <w:spacing w:before="20" w:after="20" w:line="240" w:lineRule="auto"/>
+              <w:jc w:val="center"/>
+            </w:pPr>
+            <w:r>
+              <w:rPr>
+                <w:rFonts w:ascii="Times New Roman" w:hAnsi="Times New Roman"/>
+                <w:sz w:val="18"/>
+              </w:rPr>
+              <w:t>Con</w:t>
+            </w:r>
+          </w:p>
+        </w:tc>
+        <w:tc>
+          <w:tcPr>
+            <w:tcW w:type="dxa" w:w="1404"/>
           </w:tcPr>
           <w:p>
             <w:pPr>
@@ -1267,7 +1912,7 @@
         </w:tc>
         <w:tc>
           <w:tcPr>
-            <w:tcW w:type="dxa" w:w="707"/>
+            <w:tcW w:type="dxa" w:w="2454"/>
           </w:tcPr>
           <w:p>
             <w:pPr>
@@ -1284,7 +1929,7 @@
         </w:tc>
         <w:tc>
           <w:tcPr>
-            <w:tcW w:type="dxa" w:w="1466"/>
+            <w:tcW w:type="dxa" w:w="2454"/>
           </w:tcPr>
           <w:p>
             <w:pPr>
@@ -1296,12 +1941,13 @@
                 <w:rFonts w:ascii="Times New Roman" w:hAnsi="Times New Roman"/>
                 <w:sz w:val="18"/>
               </w:rPr>
+              <w:t>Cont</w:t>
             </w:r>
           </w:p>
         </w:tc>
         <w:tc>
           <w:tcPr>
-            <w:tcW w:type="dxa" w:w="838"/>
+            <w:tcW w:type="dxa" w:w="429"/>
           </w:tcPr>
           <w:p>
             <w:pPr>
@@ -1313,12 +1959,13 @@
                 <w:rFonts w:ascii="Times New Roman" w:hAnsi="Times New Roman"/>
                 <w:sz w:val="18"/>
               </w:rPr>
+              <w:t>STATE</w:t>
             </w:r>
           </w:p>
         </w:tc>
         <w:tc>
           <w:tcPr>
-            <w:tcW w:type="dxa" w:w="1492"/>
+            <w:tcW w:type="dxa" w:w="429"/>
           </w:tcPr>
           <w:p>
             <w:pPr>
@@ -1330,12 +1977,13 @@
                 <w:rFonts w:ascii="Times New Roman" w:hAnsi="Times New Roman"/>
                 <w:sz w:val="18"/>
               </w:rPr>
+              <w:t>SET</w:t>
             </w:r>
           </w:p>
         </w:tc>
         <w:tc>
           <w:tcPr>
-            <w:tcW w:type="dxa" w:w="2498"/>
+            <w:tcW w:type="dxa" w:w="675"/>
           </w:tcPr>
           <w:p>
             <w:pPr>
@@ -1347,621 +1995,7 @@
                 <w:rFonts w:ascii="Times New Roman" w:hAnsi="Times New Roman"/>
                 <w:sz w:val="18"/>
               </w:rPr>
-            </w:r>
-          </w:p>
-        </w:tc>
-        <w:tc>
-          <w:tcPr>
-            <w:tcW w:type="dxa" w:w="2498"/>
-          </w:tcPr>
-          <w:p>
-            <w:pPr>
-              <w:spacing w:before="20" w:after="20" w:line="240" w:lineRule="auto"/>
-              <w:jc w:val="center"/>
-            </w:pPr>
-            <w:r>
-              <w:rPr>
-                <w:rFonts w:ascii="Times New Roman" w:hAnsi="Times New Roman"/>
-                <w:sz w:val="18"/>
-              </w:rPr>
-            </w:r>
-          </w:p>
-        </w:tc>
-        <w:tc>
-          <w:tcPr>
-            <w:tcW w:type="dxa" w:w="437"/>
-          </w:tcPr>
-          <w:p>
-            <w:pPr>
-              <w:spacing w:before="20" w:after="20" w:line="240" w:lineRule="auto"/>
-              <w:jc w:val="center"/>
-            </w:pPr>
-            <w:r>
-              <w:rPr>
-                <w:rFonts w:ascii="Times New Roman" w:hAnsi="Times New Roman"/>
-                <w:sz w:val="18"/>
-              </w:rPr>
-            </w:r>
-          </w:p>
-        </w:tc>
-        <w:tc>
-          <w:tcPr>
-            <w:tcW w:type="dxa" w:w="437"/>
-          </w:tcPr>
-          <w:p>
-            <w:pPr>
-              <w:spacing w:before="20" w:after="20" w:line="240" w:lineRule="auto"/>
-              <w:jc w:val="center"/>
-            </w:pPr>
-            <w:r>
-              <w:rPr>
-                <w:rFonts w:ascii="Times New Roman" w:hAnsi="Times New Roman"/>
-                <w:sz w:val="18"/>
-              </w:rPr>
-            </w:r>
-          </w:p>
-        </w:tc>
-        <w:tc>
-          <w:tcPr>
-            <w:tcW w:type="dxa" w:w="687"/>
-          </w:tcPr>
-          <w:p>
-            <w:pPr>
-              <w:spacing w:before="20" w:after="20" w:line="240" w:lineRule="auto"/>
-              <w:jc w:val="center"/>
-            </w:pPr>
-            <w:r>
-              <w:rPr>
-                <w:rFonts w:ascii="Times New Roman" w:hAnsi="Times New Roman"/>
-                <w:sz w:val="18"/>
-              </w:rPr>
-            </w:r>
-          </w:p>
-        </w:tc>
-      </w:tr>
-      <w:tr>
-        <w:tc>
-          <w:tcPr>
-            <w:tcW w:type="dxa" w:w="437"/>
-          </w:tcPr>
-          <w:p>
-            <w:pPr>
-              <w:spacing w:before="20" w:after="20" w:line="240" w:lineRule="auto"/>
-              <w:jc w:val="center"/>
-            </w:pPr>
-            <w:r>
-              <w:rPr>
-                <w:rFonts w:ascii="Times New Roman" w:hAnsi="Times New Roman"/>
-                <w:sz w:val="18"/>
-              </w:rPr>
-            </w:r>
-          </w:p>
-        </w:tc>
-        <w:tc>
-          <w:tcPr>
-            <w:tcW w:type="dxa" w:w="687"/>
-          </w:tcPr>
-          <w:p>
-            <w:pPr>
-              <w:spacing w:before="20" w:after="20" w:line="240" w:lineRule="auto"/>
-            </w:pPr>
-            <w:r>
-              <w:rPr>
-                <w:rFonts w:ascii="Times New Roman" w:hAnsi="Times New Roman"/>
-                <w:sz w:val="18"/>
-              </w:rPr>
-            </w:r>
-          </w:p>
-        </w:tc>
-        <w:tc>
-          <w:tcPr>
-            <w:tcW w:type="dxa" w:w="687"/>
-          </w:tcPr>
-          <w:p>
-            <w:pPr>
-              <w:spacing w:before="20" w:after="20" w:line="240" w:lineRule="auto"/>
-              <w:jc w:val="center"/>
-            </w:pPr>
-            <w:r>
-              <w:rPr>
-                <w:rFonts w:ascii="Times New Roman" w:hAnsi="Times New Roman"/>
-                <w:sz w:val="18"/>
-              </w:rPr>
-            </w:r>
-          </w:p>
-        </w:tc>
-        <w:tc>
-          <w:tcPr>
-            <w:tcW w:type="dxa" w:w="437"/>
-          </w:tcPr>
-          <w:p>
-            <w:pPr>
-              <w:spacing w:before="20" w:after="20" w:line="240" w:lineRule="auto"/>
-              <w:jc w:val="center"/>
-            </w:pPr>
-            <w:r>
-              <w:rPr>
-                <w:rFonts w:ascii="Times New Roman" w:hAnsi="Times New Roman"/>
-                <w:sz w:val="18"/>
-              </w:rPr>
-            </w:r>
-          </w:p>
-        </w:tc>
-        <w:tc>
-          <w:tcPr>
-            <w:tcW w:type="dxa" w:w="437"/>
-          </w:tcPr>
-          <w:p>
-            <w:pPr>
-              <w:spacing w:before="20" w:after="20" w:line="240" w:lineRule="auto"/>
-              <w:jc w:val="center"/>
-            </w:pPr>
-            <w:r>
-              <w:rPr>
-                <w:rFonts w:ascii="Times New Roman" w:hAnsi="Times New Roman"/>
-                <w:sz w:val="18"/>
-              </w:rPr>
-            </w:r>
-          </w:p>
-        </w:tc>
-        <w:tc>
-          <w:tcPr>
-            <w:tcW w:type="dxa" w:w="687"/>
-          </w:tcPr>
-          <w:p>
-            <w:pPr>
-              <w:spacing w:before="20" w:after="20" w:line="240" w:lineRule="auto"/>
-              <w:jc w:val="center"/>
-            </w:pPr>
-            <w:r>
-              <w:rPr>
-                <w:rFonts w:ascii="Times New Roman" w:hAnsi="Times New Roman"/>
-                <w:sz w:val="18"/>
-              </w:rPr>
-            </w:r>
-          </w:p>
-        </w:tc>
-        <w:tc>
-          <w:tcPr>
-            <w:tcW w:type="dxa" w:w="687"/>
-          </w:tcPr>
-          <w:p>
-            <w:pPr>
-              <w:spacing w:before="20" w:after="20" w:line="240" w:lineRule="auto"/>
-              <w:jc w:val="center"/>
-            </w:pPr>
-            <w:r>
-              <w:rPr>
-                <w:rFonts w:ascii="Times New Roman" w:hAnsi="Times New Roman"/>
-                <w:sz w:val="18"/>
-              </w:rPr>
-            </w:r>
-          </w:p>
-        </w:tc>
-        <w:tc>
-          <w:tcPr>
-            <w:tcW w:type="dxa" w:w="707"/>
-          </w:tcPr>
-          <w:p>
-            <w:pPr>
-              <w:spacing w:before="20" w:after="20" w:line="240" w:lineRule="auto"/>
-              <w:jc w:val="center"/>
-            </w:pPr>
-            <w:r>
-              <w:rPr>
-                <w:rFonts w:ascii="Times New Roman" w:hAnsi="Times New Roman"/>
-                <w:sz w:val="18"/>
-              </w:rPr>
-            </w:r>
-          </w:p>
-        </w:tc>
-        <w:tc>
-          <w:tcPr>
-            <w:tcW w:type="dxa" w:w="1466"/>
-          </w:tcPr>
-          <w:p>
-            <w:pPr>
-              <w:spacing w:before="20" w:after="20" w:line="240" w:lineRule="auto"/>
-              <w:jc w:val="center"/>
-            </w:pPr>
-            <w:r>
-              <w:rPr>
-                <w:rFonts w:ascii="Times New Roman" w:hAnsi="Times New Roman"/>
-                <w:sz w:val="18"/>
-              </w:rPr>
-            </w:r>
-          </w:p>
-        </w:tc>
-        <w:tc>
-          <w:tcPr>
-            <w:tcW w:type="dxa" w:w="838"/>
-          </w:tcPr>
-          <w:p>
-            <w:pPr>
-              <w:spacing w:before="20" w:after="20" w:line="240" w:lineRule="auto"/>
-              <w:jc w:val="center"/>
-            </w:pPr>
-            <w:r>
-              <w:rPr>
-                <w:rFonts w:ascii="Times New Roman" w:hAnsi="Times New Roman"/>
-                <w:sz w:val="18"/>
-              </w:rPr>
-            </w:r>
-          </w:p>
-        </w:tc>
-        <w:tc>
-          <w:tcPr>
-            <w:tcW w:type="dxa" w:w="1492"/>
-          </w:tcPr>
-          <w:p>
-            <w:pPr>
-              <w:spacing w:before="20" w:after="20" w:line="240" w:lineRule="auto"/>
-              <w:jc w:val="center"/>
-            </w:pPr>
-            <w:r>
-              <w:rPr>
-                <w:rFonts w:ascii="Times New Roman" w:hAnsi="Times New Roman"/>
-                <w:sz w:val="18"/>
-              </w:rPr>
-            </w:r>
-          </w:p>
-        </w:tc>
-        <w:tc>
-          <w:tcPr>
-            <w:tcW w:type="dxa" w:w="2498"/>
-          </w:tcPr>
-          <w:p>
-            <w:pPr>
-              <w:spacing w:before="20" w:after="20" w:line="240" w:lineRule="auto"/>
-              <w:jc w:val="center"/>
-            </w:pPr>
-            <w:r>
-              <w:rPr>
-                <w:rFonts w:ascii="Times New Roman" w:hAnsi="Times New Roman"/>
-                <w:sz w:val="18"/>
-              </w:rPr>
-            </w:r>
-          </w:p>
-        </w:tc>
-        <w:tc>
-          <w:tcPr>
-            <w:tcW w:type="dxa" w:w="2498"/>
-          </w:tcPr>
-          <w:p>
-            <w:pPr>
-              <w:spacing w:before="20" w:after="20" w:line="240" w:lineRule="auto"/>
-              <w:jc w:val="center"/>
-            </w:pPr>
-            <w:r>
-              <w:rPr>
-                <w:rFonts w:ascii="Times New Roman" w:hAnsi="Times New Roman"/>
-                <w:sz w:val="18"/>
-              </w:rPr>
-            </w:r>
-          </w:p>
-        </w:tc>
-        <w:tc>
-          <w:tcPr>
-            <w:tcW w:type="dxa" w:w="437"/>
-          </w:tcPr>
-          <w:p>
-            <w:pPr>
-              <w:spacing w:before="20" w:after="20" w:line="240" w:lineRule="auto"/>
-              <w:jc w:val="center"/>
-            </w:pPr>
-            <w:r>
-              <w:rPr>
-                <w:rFonts w:ascii="Times New Roman" w:hAnsi="Times New Roman"/>
-                <w:sz w:val="18"/>
-              </w:rPr>
-            </w:r>
-          </w:p>
-        </w:tc>
-        <w:tc>
-          <w:tcPr>
-            <w:tcW w:type="dxa" w:w="437"/>
-          </w:tcPr>
-          <w:p>
-            <w:pPr>
-              <w:spacing w:before="20" w:after="20" w:line="240" w:lineRule="auto"/>
-              <w:jc w:val="center"/>
-            </w:pPr>
-            <w:r>
-              <w:rPr>
-                <w:rFonts w:ascii="Times New Roman" w:hAnsi="Times New Roman"/>
-                <w:sz w:val="18"/>
-              </w:rPr>
-            </w:r>
-          </w:p>
-        </w:tc>
-        <w:tc>
-          <w:tcPr>
-            <w:tcW w:type="dxa" w:w="687"/>
-          </w:tcPr>
-          <w:p>
-            <w:pPr>
-              <w:spacing w:before="20" w:after="20" w:line="240" w:lineRule="auto"/>
-              <w:jc w:val="center"/>
-            </w:pPr>
-            <w:r>
-              <w:rPr>
-                <w:rFonts w:ascii="Times New Roman" w:hAnsi="Times New Roman"/>
-                <w:sz w:val="18"/>
-              </w:rPr>
-            </w:r>
-          </w:p>
-        </w:tc>
-      </w:tr>
-      <w:tr>
-        <w:tc>
-          <w:tcPr>
-            <w:tcW w:type="dxa" w:w="437"/>
-          </w:tcPr>
-          <w:p>
-            <w:pPr>
-              <w:spacing w:before="20" w:after="20" w:line="240" w:lineRule="auto"/>
-              <w:jc w:val="center"/>
-            </w:pPr>
-            <w:r>
-              <w:rPr>
-                <w:rFonts w:ascii="Times New Roman" w:hAnsi="Times New Roman"/>
-                <w:sz w:val="18"/>
-              </w:rPr>
-            </w:r>
-          </w:p>
-        </w:tc>
-        <w:tc>
-          <w:tcPr>
-            <w:tcW w:type="dxa" w:w="687"/>
-          </w:tcPr>
-          <w:p>
-            <w:pPr>
-              <w:spacing w:before="20" w:after="20" w:line="240" w:lineRule="auto"/>
-            </w:pPr>
-            <w:r>
-              <w:rPr>
-                <w:rFonts w:ascii="Times New Roman" w:hAnsi="Times New Roman"/>
-                <w:sz w:val="18"/>
-              </w:rPr>
-              <w:t>Tổng cộng</w:t>
-            </w:r>
-          </w:p>
-        </w:tc>
-        <w:tc>
-          <w:tcPr>
-            <w:tcW w:type="dxa" w:w="687"/>
-          </w:tcPr>
-          <w:p>
-            <w:pPr>
-              <w:spacing w:before="20" w:after="20" w:line="240" w:lineRule="auto"/>
-              <w:jc w:val="center"/>
-            </w:pPr>
-            <w:r>
-              <w:rPr>
-                <w:rFonts w:ascii="Times New Roman" w:hAnsi="Times New Roman"/>
-                <w:sz w:val="18"/>
-              </w:rPr>
-            </w:r>
-          </w:p>
-        </w:tc>
-        <w:tc>
-          <w:tcPr>
-            <w:tcW w:type="dxa" w:w="437"/>
-          </w:tcPr>
-          <w:p>
-            <w:pPr>
-              <w:spacing w:before="20" w:after="20" w:line="240" w:lineRule="auto"/>
-              <w:jc w:val="center"/>
-            </w:pPr>
-            <w:r>
-              <w:rPr>
-                <w:rFonts w:ascii="Times New Roman" w:hAnsi="Times New Roman"/>
-                <w:sz w:val="18"/>
-              </w:rPr>
-            </w:r>
-          </w:p>
-        </w:tc>
-        <w:tc>
-          <w:tcPr>
-            <w:tcW w:type="dxa" w:w="437"/>
-          </w:tcPr>
-          <w:p>
-            <w:pPr>
-              <w:spacing w:before="20" w:after="20" w:line="240" w:lineRule="auto"/>
-              <w:jc w:val="center"/>
-            </w:pPr>
-            <w:r>
-              <w:rPr>
-                <w:rFonts w:ascii="Times New Roman" w:hAnsi="Times New Roman"/>
-                <w:sz w:val="18"/>
-              </w:rPr>
-            </w:r>
-          </w:p>
-        </w:tc>
-        <w:tc>
-          <w:tcPr>
-            <w:tcW w:type="dxa" w:w="687"/>
-          </w:tcPr>
-          <w:p>
-            <w:pPr>
-              <w:spacing w:before="20" w:after="20" w:line="240" w:lineRule="auto"/>
-              <w:jc w:val="center"/>
-            </w:pPr>
-            <w:r>
-              <w:rPr>
-                <w:rFonts w:ascii="Times New Roman" w:hAnsi="Times New Roman"/>
-                <w:sz w:val="18"/>
-              </w:rPr>
-            </w:r>
-          </w:p>
-        </w:tc>
-        <w:tc>
-          <w:tcPr>
-            <w:tcW w:type="dxa" w:w="687"/>
-          </w:tcPr>
-          <w:p>
-            <w:pPr>
-              <w:spacing w:before="20" w:after="20" w:line="240" w:lineRule="auto"/>
-              <w:jc w:val="center"/>
-            </w:pPr>
-            <w:r>
-              <w:rPr>
-                <w:rFonts w:ascii="Times New Roman" w:hAnsi="Times New Roman"/>
-                <w:sz w:val="18"/>
-              </w:rPr>
-            </w:r>
-          </w:p>
-        </w:tc>
-        <w:tc>
-          <w:tcPr>
-            <w:tcW w:type="dxa" w:w="707"/>
-          </w:tcPr>
-          <w:p>
-            <w:pPr>
-              <w:spacing w:before="20" w:after="20" w:line="240" w:lineRule="auto"/>
-              <w:jc w:val="center"/>
-            </w:pPr>
-            <w:r>
-              <w:rPr>
-                <w:rFonts w:ascii="Times New Roman" w:hAnsi="Times New Roman"/>
-                <w:sz w:val="18"/>
-              </w:rPr>
-            </w:r>
-          </w:p>
-        </w:tc>
-        <w:tc>
-          <w:tcPr>
-            <w:tcW w:type="dxa" w:w="1466"/>
-          </w:tcPr>
-          <w:p>
-            <w:pPr>
-              <w:spacing w:before="20" w:after="20" w:line="240" w:lineRule="auto"/>
-              <w:jc w:val="center"/>
-            </w:pPr>
-            <w:r>
-              <w:rPr>
-                <w:rFonts w:ascii="Times New Roman" w:hAnsi="Times New Roman"/>
-                <w:sz w:val="18"/>
-              </w:rPr>
-            </w:r>
-          </w:p>
-        </w:tc>
-        <w:tc>
-          <w:tcPr>
-            <w:tcW w:type="dxa" w:w="838"/>
-          </w:tcPr>
-          <w:p>
-            <w:pPr>
-              <w:spacing w:before="20" w:after="20" w:line="240" w:lineRule="auto"/>
-              <w:jc w:val="center"/>
-            </w:pPr>
-            <w:r>
-              <w:rPr>
-                <w:rFonts w:ascii="Times New Roman" w:hAnsi="Times New Roman"/>
-                <w:sz w:val="18"/>
-              </w:rPr>
-            </w:r>
-          </w:p>
-        </w:tc>
-        <w:tc>
-          <w:tcPr>
-            <w:tcW w:type="dxa" w:w="1492"/>
-          </w:tcPr>
-          <w:p>
-            <w:pPr>
-              <w:spacing w:before="20" w:after="20" w:line="240" w:lineRule="auto"/>
-              <w:jc w:val="center"/>
-            </w:pPr>
-            <w:r>
-              <w:rPr>
-                <w:rFonts w:ascii="Times New Roman" w:hAnsi="Times New Roman"/>
-                <w:sz w:val="18"/>
-              </w:rPr>
-            </w:r>
-          </w:p>
-        </w:tc>
-        <w:tc>
-          <w:tcPr>
-            <w:tcW w:type="dxa" w:w="2498"/>
-          </w:tcPr>
-          <w:p>
-            <w:pPr>
-              <w:spacing w:before="20" w:after="20" w:line="240" w:lineRule="auto"/>
-              <w:jc w:val="center"/>
-            </w:pPr>
-            <w:r>
-              <w:rPr>
-                <w:rFonts w:ascii="Times New Roman" w:hAnsi="Times New Roman"/>
-                <w:sz w:val="18"/>
-              </w:rPr>
-            </w:r>
-          </w:p>
-        </w:tc>
-        <w:tc>
-          <w:tcPr>
-            <w:tcW w:type="dxa" w:w="2498"/>
-          </w:tcPr>
-          <w:p>
-            <w:pPr>
-              <w:spacing w:before="20" w:after="20" w:line="240" w:lineRule="auto"/>
-              <w:jc w:val="center"/>
-            </w:pPr>
-            <w:r>
-              <w:rPr>
-                <w:rFonts w:ascii="Times New Roman" w:hAnsi="Times New Roman"/>
-                <w:sz w:val="18"/>
-              </w:rPr>
-            </w:r>
-          </w:p>
-        </w:tc>
-        <w:tc>
-          <w:tcPr>
-            <w:tcW w:type="dxa" w:w="437"/>
-          </w:tcPr>
-          <w:p>
-            <w:pPr>
-              <w:spacing w:before="20" w:after="20" w:line="240" w:lineRule="auto"/>
-              <w:jc w:val="center"/>
-            </w:pPr>
-            <w:r>
-              <w:rPr>
-                <w:rFonts w:ascii="Times New Roman" w:hAnsi="Times New Roman"/>
-                <w:sz w:val="18"/>
-              </w:rPr>
-            </w:r>
-          </w:p>
-        </w:tc>
-        <w:tc>
-          <w:tcPr>
-            <w:tcW w:type="dxa" w:w="437"/>
-          </w:tcPr>
-          <w:p>
-            <w:pPr>
-              <w:spacing w:before="20" w:after="20" w:line="240" w:lineRule="auto"/>
-              <w:jc w:val="center"/>
-            </w:pPr>
-            <w:r>
-              <w:rPr>
-                <w:rFonts w:ascii="Times New Roman" w:hAnsi="Times New Roman"/>
-                <w:sz w:val="18"/>
-              </w:rPr>
-            </w:r>
-          </w:p>
-        </w:tc>
-        <w:tc>
-          <w:tcPr>
-            <w:tcW w:type="dxa" w:w="687"/>
-          </w:tcPr>
-          <w:p>
-            <w:pPr>
-              <w:spacing w:before="20" w:after="20" w:line="240" w:lineRule="auto"/>
-              <w:jc w:val="center"/>
-            </w:pPr>
-            <w:r>
-              <w:rPr>
-                <w:rFonts w:ascii="Times New Roman" w:hAnsi="Times New Roman"/>
-                <w:sz w:val="18"/>
-              </w:rPr>
+              <w:t>STOt</w:t>
             </w:r>
           </w:p>
         </w:tc>
@@ -2004,7 +2038,7 @@
           <w:rFonts w:ascii="Times New Roman" w:hAnsi="Times New Roman"/>
           <w:sz w:val="24"/>
         </w:rPr>
-        <w:t>- Từ Cột (Đ) đến cột (19: Ghi cụ thể thành phần của NCUT, vỉ dụ: Già làng, Trưởng thôn, Trưởng ban công tác mặt trận thôn, Bí thư Chi bộ</w:t>
+        <w:t>- Từ Cột (9) đến cột (15): Ghi cụ thể thành phần của NCUT, vỉ dụ: Già làng, Trưởng thôn, Trưởng ban công tác mặt trận thôn, Bí thư Chi bộ</w:t>
       </w:r>
     </w:p>
     <w:sectPr>
